--- a/2 семестр/РОССИЯ/ЛР 4/ППиМИИ ЛР 4.docx
+++ b/2 семестр/РОССИЯ/ЛР 4/ППиМИИ ЛР 4.docx
@@ -226,6 +226,24 @@
         <w:ind w:firstLine="0"/>
         <w:jc w:val="center"/>
       </w:pPr>
+      <w:r>
+        <w:t>по дисциплине</w:t>
+      </w:r>
+    </w:p>
+    <w:p>
+      <w:pPr>
+        <w:ind w:firstLine="0"/>
+        <w:jc w:val="center"/>
+      </w:pPr>
+      <w:r>
+        <w:t>«Парадигмы программирования и методы искусственного интеллекта»</w:t>
+      </w:r>
+    </w:p>
+    <w:p>
+      <w:pPr>
+        <w:ind w:firstLine="0"/>
+        <w:jc w:val="center"/>
+      </w:pPr>
     </w:p>
     <w:p>
       <w:pPr>
@@ -396,8 +414,6 @@
     </w:p>
     <w:p/>
     <w:p/>
-    <w:p/>
-    <w:p/>
     <w:p>
       <w:pPr>
         <w:ind w:firstLine="0"/>
@@ -470,7 +486,7 @@
         </w:numPr>
       </w:pPr>
       <w:r>
-        <w:t>ЗАДАНИЕ</w:t>
+        <w:t>ПОСТАНОВКА ЗАДАЧИ</w:t>
       </w:r>
     </w:p>
     <w:p>
@@ -657,7 +673,7 @@
       </w:pPr>
       <w:r>
         <w:lastRenderedPageBreak/>
-        <w:t>ХОД РАБОТЫ</w:t>
+        <w:t>РЕЗУЛЬТАТЫ ВЫПОЛНЕНИЯ РАБОТЫ</w:t>
       </w:r>
     </w:p>
     <w:p>
@@ -702,9 +718,11 @@
       <w:r>
         <w:t xml:space="preserve"> с помощью инструментов библиотеки </w:t>
       </w:r>
+      <w:proofErr w:type="spellStart"/>
       <w:r>
         <w:t>RxJS</w:t>
       </w:r>
+      <w:proofErr w:type="spellEnd"/>
       <w:r>
         <w:t>.</w:t>
       </w:r>
@@ -787,11 +805,6 @@
       </w:r>
     </w:p>
     <w:p>
-      <w:pPr>
-        <w:rPr>
-          <w:lang w:val="en-US"/>
-        </w:rPr>
-      </w:pPr>
       <w:bookmarkStart w:id="0" w:name="_Hlk222007826"/>
       <w:r>
         <w:t xml:space="preserve">С помощью оператора </w:t>
@@ -849,9 +862,6 @@
         <w:t>subscribe</w:t>
       </w:r>
       <w:r>
-        <w:rPr>
-          <w:lang w:val="en-US"/>
-        </w:rPr>
         <w:t>.</w:t>
       </w:r>
     </w:p>
@@ -1018,7 +1028,6 @@
         <w:pStyle w:val="af"/>
         <w:rPr>
           <w:noProof/>
-          <w:lang w:val="en-US"/>
         </w:rPr>
       </w:pPr>
       <w:r>
@@ -1033,9 +1042,21 @@
       <w:r>
         <w:rPr>
           <w:noProof/>
-          <w:lang w:val="en-US"/>
-        </w:rPr>
-        <w:t>(arr)</w:t>
+        </w:rPr>
+        <w:t>(</w:t>
+      </w:r>
+      <w:r>
+        <w:rPr>
+          <w:noProof/>
+          <w:lang w:val="en-US"/>
+        </w:rPr>
+        <w:t>arr</w:t>
+      </w:r>
+      <w:r>
+        <w:rPr>
+          <w:noProof/>
+        </w:rPr>
+        <w:t>)</w:t>
       </w:r>
     </w:p>
     <w:p>
@@ -1043,7 +1064,6 @@
         <w:pStyle w:val="af"/>
         <w:rPr>
           <w:noProof/>
-          <w:lang w:val="en-US"/>
         </w:rPr>
       </w:pPr>
       <w:r>
@@ -1051,14 +1071,21 @@
           <w:b/>
           <w:bCs/>
           <w:noProof/>
-          <w:lang w:val="en-US"/>
-        </w:rPr>
-        <w:t xml:space="preserve">    .pipe</w:t>
-      </w:r>
-      <w:r>
-        <w:rPr>
-          <w:noProof/>
-          <w:lang w:val="en-US"/>
+        </w:rPr>
+        <w:t xml:space="preserve">    .</w:t>
+      </w:r>
+      <w:r>
+        <w:rPr>
+          <w:b/>
+          <w:bCs/>
+          <w:noProof/>
+          <w:lang w:val="en-US"/>
+        </w:rPr>
+        <w:t>pipe</w:t>
+      </w:r>
+      <w:r>
+        <w:rPr>
+          <w:noProof/>
         </w:rPr>
         <w:t>(</w:t>
       </w:r>
@@ -1068,13 +1095,11 @@
         <w:pStyle w:val="af"/>
         <w:rPr>
           <w:noProof/>
-          <w:lang w:val="en-US"/>
-        </w:rPr>
-      </w:pPr>
-      <w:r>
-        <w:rPr>
-          <w:noProof/>
-          <w:lang w:val="en-US"/>
+        </w:rPr>
+      </w:pPr>
+      <w:r>
+        <w:rPr>
+          <w:noProof/>
         </w:rPr>
         <w:t xml:space="preserve">        // </w:t>
       </w:r>
@@ -1087,7 +1112,6 @@
       <w:r>
         <w:rPr>
           <w:noProof/>
-          <w:lang w:val="en-US"/>
         </w:rPr>
         <w:t xml:space="preserve"> </w:t>
       </w:r>
@@ -1100,7 +1124,6 @@
       <w:r>
         <w:rPr>
           <w:noProof/>
-          <w:lang w:val="en-US"/>
         </w:rPr>
         <w:t xml:space="preserve"> </w:t>
       </w:r>
@@ -1113,7 +1136,6 @@
       <w:r>
         <w:rPr>
           <w:noProof/>
-          <w:lang w:val="en-US"/>
         </w:rPr>
         <w:t xml:space="preserve"> </w:t>
       </w:r>
@@ -1135,7 +1157,6 @@
       <w:r>
         <w:rPr>
           <w:noProof/>
-          <w:lang w:val="en-US"/>
         </w:rPr>
         <w:t xml:space="preserve">        </w:t>
       </w:r>
@@ -1544,6 +1565,7 @@
       <w:r>
         <w:t xml:space="preserve">оператор </w:t>
       </w:r>
+      <w:proofErr w:type="spellStart"/>
       <w:r>
         <w:rPr>
           <w:rFonts w:ascii="Courier New" w:hAnsi="Courier New" w:cs="Courier New"/>
@@ -1551,6 +1573,7 @@
         </w:rPr>
         <w:t>toArray</w:t>
       </w:r>
+      <w:proofErr w:type="spellEnd"/>
       <w:r>
         <w:t xml:space="preserve"> </w:t>
       </w:r>
@@ -1603,7 +1626,14 @@
         <w:rPr>
           <w:lang w:val="en-US"/>
         </w:rPr>
-        <w:t xml:space="preserve">import { </w:t>
+        <w:t xml:space="preserve">import </w:t>
+      </w:r>
+      <w:proofErr w:type="gramStart"/>
+      <w:r>
+        <w:rPr>
+          <w:lang w:val="en-US"/>
+        </w:rPr>
+        <w:t xml:space="preserve">{ </w:t>
       </w:r>
       <w:r>
         <w:rPr>
@@ -1613,11 +1643,26 @@
         </w:rPr>
         <w:t>from</w:t>
       </w:r>
-      <w:r>
-        <w:rPr>
-          <w:lang w:val="en-US"/>
-        </w:rPr>
-        <w:t xml:space="preserve"> } from "rxjs";</w:t>
+      <w:proofErr w:type="gramEnd"/>
+      <w:r>
+        <w:rPr>
+          <w:lang w:val="en-US"/>
+        </w:rPr>
+        <w:t xml:space="preserve"> } from "</w:t>
+      </w:r>
+      <w:proofErr w:type="spellStart"/>
+      <w:r>
+        <w:rPr>
+          <w:lang w:val="en-US"/>
+        </w:rPr>
+        <w:t>rxjs</w:t>
+      </w:r>
+      <w:proofErr w:type="spellEnd"/>
+      <w:r>
+        <w:rPr>
+          <w:lang w:val="en-US"/>
+        </w:rPr>
+        <w:t>";</w:t>
       </w:r>
     </w:p>
     <w:p>
@@ -1631,7 +1676,14 @@
         <w:rPr>
           <w:lang w:val="en-US"/>
         </w:rPr>
-        <w:t xml:space="preserve">import { </w:t>
+        <w:t xml:space="preserve">import </w:t>
+      </w:r>
+      <w:proofErr w:type="gramStart"/>
+      <w:r>
+        <w:rPr>
+          <w:lang w:val="en-US"/>
+        </w:rPr>
+        <w:t xml:space="preserve">{ </w:t>
       </w:r>
       <w:r>
         <w:rPr>
@@ -1641,12 +1693,15 @@
         </w:rPr>
         <w:t>filter</w:t>
       </w:r>
+      <w:proofErr w:type="gramEnd"/>
       <w:r>
         <w:rPr>
           <w:lang w:val="en-US"/>
         </w:rPr>
         <w:t xml:space="preserve">, </w:t>
       </w:r>
+      <w:proofErr w:type="spellStart"/>
+      <w:proofErr w:type="gramStart"/>
       <w:r>
         <w:rPr>
           <w:b/>
@@ -1655,11 +1710,33 @@
         </w:rPr>
         <w:t>toArray</w:t>
       </w:r>
-      <w:r>
-        <w:rPr>
-          <w:lang w:val="en-US"/>
-        </w:rPr>
-        <w:t xml:space="preserve"> } from "rxjs/operators";</w:t>
+      <w:proofErr w:type="spellEnd"/>
+      <w:r>
+        <w:rPr>
+          <w:lang w:val="en-US"/>
+        </w:rPr>
+        <w:t xml:space="preserve"> }</w:t>
+      </w:r>
+      <w:proofErr w:type="gramEnd"/>
+      <w:r>
+        <w:rPr>
+          <w:lang w:val="en-US"/>
+        </w:rPr>
+        <w:t xml:space="preserve"> from "</w:t>
+      </w:r>
+      <w:proofErr w:type="spellStart"/>
+      <w:r>
+        <w:rPr>
+          <w:lang w:val="en-US"/>
+        </w:rPr>
+        <w:t>rxjs</w:t>
+      </w:r>
+      <w:proofErr w:type="spellEnd"/>
+      <w:r>
+        <w:rPr>
+          <w:lang w:val="en-US"/>
+        </w:rPr>
+        <w:t>/operators";</w:t>
       </w:r>
     </w:p>
     <w:p>
@@ -1682,8 +1759,21 @@
       <w:pPr>
         <w:pStyle w:val="af"/>
       </w:pPr>
-      <w:r>
-        <w:t>const matrix = [</w:t>
+      <w:proofErr w:type="spellStart"/>
+      <w:r>
+        <w:t>const</w:t>
+      </w:r>
+      <w:proofErr w:type="spellEnd"/>
+      <w:r>
+        <w:t xml:space="preserve"> </w:t>
+      </w:r>
+      <w:proofErr w:type="spellStart"/>
+      <w:r>
+        <w:t>matrix</w:t>
+      </w:r>
+      <w:proofErr w:type="spellEnd"/>
+      <w:r>
+        <w:t xml:space="preserve"> = [</w:t>
       </w:r>
     </w:p>
     <w:p>
@@ -1743,6 +1833,7 @@
       <w:pPr>
         <w:pStyle w:val="af"/>
       </w:pPr>
+      <w:proofErr w:type="spellStart"/>
       <w:r>
         <w:rPr>
           <w:b/>
@@ -1750,8 +1841,17 @@
         </w:rPr>
         <w:t>from</w:t>
       </w:r>
-      <w:r>
-        <w:t>(matrix)</w:t>
+      <w:proofErr w:type="spellEnd"/>
+      <w:r>
+        <w:t>(</w:t>
+      </w:r>
+      <w:proofErr w:type="spellStart"/>
+      <w:r>
+        <w:t>matrix</w:t>
+      </w:r>
+      <w:proofErr w:type="spellEnd"/>
+      <w:r>
+        <w:t>)</w:t>
       </w:r>
     </w:p>
     <w:p>
@@ -1759,8 +1859,13 @@
         <w:pStyle w:val="af"/>
       </w:pPr>
       <w:r>
-        <w:t>    .</w:t>
-      </w:r>
+        <w:t xml:space="preserve">    </w:t>
+      </w:r>
+      <w:proofErr w:type="gramStart"/>
+      <w:r>
+        <w:t>.</w:t>
+      </w:r>
+      <w:proofErr w:type="spellStart"/>
       <w:r>
         <w:rPr>
           <w:b/>
@@ -1768,6 +1873,8 @@
         </w:rPr>
         <w:t>pipe</w:t>
       </w:r>
+      <w:proofErr w:type="spellEnd"/>
+      <w:proofErr w:type="gramEnd"/>
       <w:r>
         <w:t>(</w:t>
       </w:r>
@@ -1790,6 +1897,7 @@
       <w:r>
         <w:t xml:space="preserve">        </w:t>
       </w:r>
+      <w:proofErr w:type="gramStart"/>
       <w:r>
         <w:rPr>
           <w:b/>
@@ -1802,7 +1910,56 @@
         <w:rPr>
           <w:lang w:val="en-US"/>
         </w:rPr>
-        <w:t>(row =&gt; !row.some(value =&gt; value &lt; 0)),</w:t>
+        <w:t>(</w:t>
+      </w:r>
+      <w:proofErr w:type="gramEnd"/>
+      <w:r>
+        <w:rPr>
+          <w:lang w:val="en-US"/>
+        </w:rPr>
+        <w:t>row =</w:t>
+      </w:r>
+      <w:proofErr w:type="gramStart"/>
+      <w:r>
+        <w:rPr>
+          <w:lang w:val="en-US"/>
+        </w:rPr>
+        <w:t>&gt; !</w:t>
+      </w:r>
+      <w:proofErr w:type="spellStart"/>
+      <w:r>
+        <w:rPr>
+          <w:lang w:val="en-US"/>
+        </w:rPr>
+        <w:t>row</w:t>
+      </w:r>
+      <w:proofErr w:type="gramEnd"/>
+      <w:r>
+        <w:rPr>
+          <w:lang w:val="en-US"/>
+        </w:rPr>
+        <w:t>.</w:t>
+      </w:r>
+      <w:proofErr w:type="gramStart"/>
+      <w:r>
+        <w:rPr>
+          <w:lang w:val="en-US"/>
+        </w:rPr>
+        <w:t>some</w:t>
+      </w:r>
+      <w:proofErr w:type="spellEnd"/>
+      <w:r>
+        <w:rPr>
+          <w:lang w:val="en-US"/>
+        </w:rPr>
+        <w:t>(</w:t>
+      </w:r>
+      <w:proofErr w:type="gramEnd"/>
+      <w:r>
+        <w:rPr>
+          <w:lang w:val="en-US"/>
+        </w:rPr>
+        <w:t>value =&gt; value &lt; 0)),</w:t>
       </w:r>
     </w:p>
     <w:p>
@@ -1818,6 +1975,8 @@
         </w:rPr>
         <w:t xml:space="preserve">        </w:t>
       </w:r>
+      <w:proofErr w:type="spellStart"/>
+      <w:proofErr w:type="gramStart"/>
       <w:r>
         <w:rPr>
           <w:b/>
@@ -1826,11 +1985,19 @@
         </w:rPr>
         <w:t>toArray</w:t>
       </w:r>
-      <w:r>
-        <w:rPr>
-          <w:lang w:val="en-US"/>
-        </w:rPr>
-        <w:t>()</w:t>
+      <w:proofErr w:type="spellEnd"/>
+      <w:r>
+        <w:rPr>
+          <w:lang w:val="en-US"/>
+        </w:rPr>
+        <w:t>(</w:t>
+      </w:r>
+      <w:proofErr w:type="gramEnd"/>
+      <w:r>
+        <w:rPr>
+          <w:lang w:val="en-US"/>
+        </w:rPr>
+        <w:t>)</w:t>
       </w:r>
     </w:p>
     <w:p>
@@ -1893,7 +2060,14 @@
         <w:rPr>
           <w:lang w:val="en-US"/>
         </w:rPr>
-        <w:t>    .</w:t>
+        <w:t xml:space="preserve">    </w:t>
+      </w:r>
+      <w:proofErr w:type="gramStart"/>
+      <w:r>
+        <w:rPr>
+          <w:lang w:val="en-US"/>
+        </w:rPr>
+        <w:t>.</w:t>
       </w:r>
       <w:r>
         <w:rPr>
@@ -1903,6 +2077,7 @@
         </w:rPr>
         <w:t>subscribe</w:t>
       </w:r>
+      <w:proofErr w:type="gramEnd"/>
       <w:r>
         <w:rPr>
           <w:lang w:val="en-US"/>
@@ -1910,11 +2085,19 @@
         <w:t>(</w:t>
       </w:r>
       <w:bookmarkStart w:id="1" w:name="_Hlk222008019"/>
-      <w:r>
-        <w:rPr>
-          <w:lang w:val="en-US"/>
-        </w:rPr>
-        <w:t xml:space="preserve">positiveMatrix </w:t>
+      <w:proofErr w:type="spellStart"/>
+      <w:r>
+        <w:rPr>
+          <w:lang w:val="en-US"/>
+        </w:rPr>
+        <w:t>positiveMatrix</w:t>
+      </w:r>
+      <w:proofErr w:type="spellEnd"/>
+      <w:r>
+        <w:rPr>
+          <w:lang w:val="en-US"/>
+        </w:rPr>
+        <w:t xml:space="preserve"> </w:t>
       </w:r>
       <w:bookmarkEnd w:id="1"/>
       <w:r>
@@ -1927,6 +2110,9 @@
     <w:p>
       <w:pPr>
         <w:pStyle w:val="af"/>
+        <w:rPr>
+          <w:lang w:val="en-US"/>
+        </w:rPr>
       </w:pPr>
       <w:r>
         <w:rPr>
@@ -1934,8 +2120,73 @@
         </w:rPr>
         <w:t xml:space="preserve">        </w:t>
       </w:r>
-      <w:r>
-        <w:t>console.log("Матрица без строк с отрицательными элементами:");</w:t>
+      <w:proofErr w:type="gramStart"/>
+      <w:r>
+        <w:rPr>
+          <w:lang w:val="en-US"/>
+        </w:rPr>
+        <w:t>console.log(</w:t>
+      </w:r>
+      <w:proofErr w:type="gramEnd"/>
+      <w:r>
+        <w:rPr>
+          <w:lang w:val="en-US"/>
+        </w:rPr>
+        <w:t>"</w:t>
+      </w:r>
+      <w:r>
+        <w:t>Матрица</w:t>
+      </w:r>
+      <w:r>
+        <w:rPr>
+          <w:lang w:val="en-US"/>
+        </w:rPr>
+        <w:t xml:space="preserve"> </w:t>
+      </w:r>
+      <w:r>
+        <w:t>без</w:t>
+      </w:r>
+      <w:r>
+        <w:rPr>
+          <w:lang w:val="en-US"/>
+        </w:rPr>
+        <w:t xml:space="preserve"> </w:t>
+      </w:r>
+      <w:r>
+        <w:t>строк</w:t>
+      </w:r>
+      <w:r>
+        <w:rPr>
+          <w:lang w:val="en-US"/>
+        </w:rPr>
+        <w:t xml:space="preserve"> </w:t>
+      </w:r>
+      <w:r>
+        <w:t>с</w:t>
+      </w:r>
+      <w:r>
+        <w:rPr>
+          <w:lang w:val="en-US"/>
+        </w:rPr>
+        <w:t xml:space="preserve"> </w:t>
+      </w:r>
+      <w:r>
+        <w:t>отрицательными</w:t>
+      </w:r>
+      <w:r>
+        <w:rPr>
+          <w:lang w:val="en-US"/>
+        </w:rPr>
+        <w:t xml:space="preserve"> </w:t>
+      </w:r>
+      <w:r>
+        <w:t>элементами</w:t>
+      </w:r>
+      <w:r>
+        <w:rPr>
+          <w:lang w:val="en-US"/>
+        </w:rPr>
+        <w:t>:");</w:t>
       </w:r>
     </w:p>
     <w:p>
@@ -1943,7 +2194,21 @@
         <w:pStyle w:val="af"/>
       </w:pPr>
       <w:r>
-        <w:t>        console.log(positiveMatrix);</w:t>
+        <w:rPr>
+          <w:lang w:val="en-US"/>
+        </w:rPr>
+        <w:t xml:space="preserve">        </w:t>
+      </w:r>
+      <w:r>
+        <w:t>console.log(</w:t>
+      </w:r>
+      <w:proofErr w:type="spellStart"/>
+      <w:r>
+        <w:t>positiveMatrix</w:t>
+      </w:r>
+      <w:proofErr w:type="spellEnd"/>
+      <w:r>
+        <w:t>);</w:t>
       </w:r>
     </w:p>
     <w:p>
@@ -2141,12 +2406,14 @@
       <w:r>
         <w:t xml:space="preserve">используют операторы и методы библиотеки </w:t>
       </w:r>
+      <w:proofErr w:type="spellStart"/>
       <w:r>
         <w:rPr>
           <w:lang w:val="en-US"/>
         </w:rPr>
         <w:t>RxJS</w:t>
       </w:r>
+      <w:proofErr w:type="spellEnd"/>
       <w:r>
         <w:t xml:space="preserve"> </w:t>
       </w:r>
@@ -5565,6 +5832,7 @@
   <w:style w:type="character" w:default="1" w:styleId="a0">
     <w:name w:val="Default Paragraph Font"/>
     <w:uiPriority w:val="1"/>
+    <w:semiHidden/>
     <w:unhideWhenUsed/>
   </w:style>
   <w:style w:type="table" w:default="1" w:styleId="a1">
